--- a/applications/Master_Resume_Optimized/Arunabha_Majumder_CV.docx
+++ b/applications/Master_Resume_Optimized/Arunabha_Majumder_CV.docx
@@ -25,7 +25,7 @@
           <w:i w:val="0"/>
           <w:sz w:val="22"/>
         </w:rPr>
-        <w:t>Mechanical Design &amp; Robotics R&amp;D Engineer — Actuators, Controls &amp; Hardware Systems</w:t>
+        <w:t>Mechanical Design &amp; Robotics R&amp;D Engineer | Actuators, Controls &amp; Hardware Systems</w:t>
       </w:r>
     </w:p>
     <w:p>
